--- a/DOKUMENTASI/M REZA DOKUMENTASI.docx
+++ b/DOKUMENTASI/M REZA DOKUMENTASI.docx
@@ -2,215 +2,6 @@
 <file path=word/document.xml><?xml version="1.0" encoding="utf-8"?>
 <w:document xmlns:wpc="http://schemas.microsoft.com/office/word/2010/wordprocessingCanvas" xmlns:cx="http://schemas.microsoft.com/office/drawing/2014/chartex" xmlns:cx1="http://schemas.microsoft.com/office/drawing/2015/9/8/chartex" xmlns:cx2="http://schemas.microsoft.com/office/drawing/2015/10/21/chartex" xmlns:cx3="http://schemas.microsoft.com/office/drawing/2016/5/9/chartex" xmlns:cx4="http://schemas.microsoft.com/office/drawing/2016/5/10/chartex" xmlns:cx5="http://schemas.microsoft.com/office/drawing/2016/5/11/chartex" xmlns:cx6="http://schemas.microsoft.com/office/drawing/2016/5/12/chartex" xmlns:cx7="http://schemas.microsoft.com/office/drawing/2016/5/13/chartex" xmlns:cx8="http://schemas.microsoft.com/office/drawing/2016/5/14/chartex" xmlns:mc="http://schemas.openxmlformats.org/markup-compatibility/2006" xmlns:aink="http://schemas.microsoft.com/office/drawing/2016/ink" xmlns:am3d="http://schemas.microsoft.com/office/drawing/2017/model3d" xmlns:o="urn:schemas-microsoft-com:office:office" xmlns:oel="http://schemas.microsoft.com/office/2019/extlst" xmlns:r="http://schemas.openxmlformats.org/officeDocument/2006/relationships" xmlns:m="http://schemas.openxmlformats.org/officeDocument/2006/math" xmlns:v="urn:schemas-microsoft-com:vml" xmlns:wp14="http://schemas.microsoft.com/office/word/2010/wordprocessingDrawing" xmlns:wp="http://schemas.openxmlformats.org/drawingml/2006/wordprocessingDrawing" xmlns:w10="urn:schemas-microsoft-com:office:word" xmlns:w="http://schemas.openxmlformats.org/wordprocessingml/2006/main" xmlns:w14="http://schemas.microsoft.com/office/word/2010/wordml" xmlns:w15="http://schemas.microsoft.com/office/word/2012/wordml" xmlns:w16cex="http://schemas.microsoft.com/office/word/2018/wordml/cex" xmlns:w16cid="http://schemas.microsoft.com/office/word/2016/wordml/cid" xmlns:w16="http://schemas.microsoft.com/office/word/2018/wordml" xmlns:w16du="http://schemas.microsoft.com/office/word/2023/wordml/word16du" xmlns:w16sdtdh="http://schemas.microsoft.com/office/word/2020/wordml/sdtdatahash" xmlns:w16sdtfl="http://schemas.microsoft.com/office/word/2024/wordml/sdtformatlock" xmlns:w16se="http://schemas.microsoft.com/office/word/2015/wordml/symex" xmlns:wpg="http://schemas.microsoft.com/office/word/2010/wordprocessingGroup" xmlns:wpi="http://schemas.microsoft.com/office/word/2010/wordprocessingInk" xmlns:wne="http://schemas.microsoft.com/office/word/2006/wordml" xmlns:wps="http://schemas.microsoft.com/office/word/2010/wordprocessingShape" mc:Ignorable="w14 w15 w16se w16cid w16 w16cex w16sdtdh w16sdtfl w16du wp14">
   <w:body>
-    <w:p>
-      <w:proofErr w:type="spellStart"/>
-      <w:r>
-        <w:t>Berikut</w:t>
-      </w:r>
-      <w:proofErr w:type="spellEnd"/>
-      <w:r>
-        <w:t xml:space="preserve"> </w:t>
-      </w:r>
-      <w:proofErr w:type="spellStart"/>
-      <w:r>
-        <w:t>adalah</w:t>
-      </w:r>
-      <w:proofErr w:type="spellEnd"/>
-      <w:r>
-        <w:t xml:space="preserve"> </w:t>
-      </w:r>
-      <w:proofErr w:type="spellStart"/>
-      <w:r>
-        <w:t>dokumentasi</w:t>
-      </w:r>
-      <w:proofErr w:type="spellEnd"/>
-      <w:r>
-        <w:t xml:space="preserve"> yang </w:t>
-      </w:r>
-      <w:proofErr w:type="spellStart"/>
-      <w:r>
-        <w:t>telah</w:t>
-      </w:r>
-      <w:proofErr w:type="spellEnd"/>
-      <w:r>
-        <w:t xml:space="preserve"> </w:t>
-      </w:r>
-      <w:proofErr w:type="spellStart"/>
-      <w:r>
-        <w:t>diterapkan</w:t>
-      </w:r>
-      <w:proofErr w:type="spellEnd"/>
-      <w:r>
-        <w:t xml:space="preserve"> </w:t>
-      </w:r>
-      <w:proofErr w:type="spellStart"/>
-      <w:r>
-        <w:t>ke</w:t>
-      </w:r>
-      <w:proofErr w:type="spellEnd"/>
-      <w:r>
-        <w:t xml:space="preserve"> </w:t>
-      </w:r>
-      <w:proofErr w:type="spellStart"/>
-      <w:r>
-        <w:t>gambar-gambar</w:t>
-      </w:r>
-      <w:proofErr w:type="spellEnd"/>
-      <w:r>
-        <w:t xml:space="preserve"> </w:t>
-      </w:r>
-      <w:proofErr w:type="spellStart"/>
-      <w:r>
-        <w:t>FaceTrade</w:t>
-      </w:r>
-      <w:proofErr w:type="spellEnd"/>
-      <w:r>
-        <w:t xml:space="preserve"> yang </w:t>
-      </w:r>
-      <w:proofErr w:type="spellStart"/>
-      <w:r>
-        <w:t>kamu</w:t>
-      </w:r>
-      <w:proofErr w:type="spellEnd"/>
-      <w:r>
-        <w:t xml:space="preserve"> </w:t>
-      </w:r>
-      <w:proofErr w:type="spellStart"/>
-      <w:r>
-        <w:t>unggah</w:t>
-      </w:r>
-      <w:proofErr w:type="spellEnd"/>
-      <w:r>
-        <w:t xml:space="preserve">, </w:t>
-      </w:r>
-      <w:proofErr w:type="spellStart"/>
-      <w:r>
-        <w:t>dengan</w:t>
-      </w:r>
-      <w:proofErr w:type="spellEnd"/>
-      <w:r>
-        <w:t xml:space="preserve"> </w:t>
-      </w:r>
-      <w:proofErr w:type="spellStart"/>
-      <w:r>
-        <w:t>pendekatan</w:t>
-      </w:r>
-      <w:proofErr w:type="spellEnd"/>
-      <w:r>
-        <w:t xml:space="preserve"> </w:t>
-      </w:r>
-      <w:proofErr w:type="spellStart"/>
-      <w:r>
-        <w:t>seperti</w:t>
-      </w:r>
-      <w:proofErr w:type="spellEnd"/>
-      <w:r>
-        <w:t xml:space="preserve"> </w:t>
-      </w:r>
-      <w:proofErr w:type="spellStart"/>
-      <w:r>
-        <w:t>laporan</w:t>
-      </w:r>
-      <w:proofErr w:type="spellEnd"/>
-      <w:r>
-        <w:t xml:space="preserve"> “Kembang Kempis </w:t>
-      </w:r>
-      <w:proofErr w:type="spellStart"/>
-      <w:r>
-        <w:t>Tahap</w:t>
-      </w:r>
-      <w:proofErr w:type="spellEnd"/>
-      <w:r>
-        <w:t xml:space="preserve"> 1”:</w:t>
-      </w:r>
-    </w:p>
-    <w:p>
-      <w:r>
-        <w:pict w14:anchorId="32F0FDC2">
-          <v:rect id="_x0000_i1091" style="width:0;height:1.5pt" o:hralign="center" o:hrstd="t" o:hr="t" fillcolor="#a0a0a0" stroked="f"/>
-        </w:pict>
-      </w:r>
-    </w:p>
-    <w:p>
-      <w:pPr>
-        <w:rPr>
-          <w:b/>
-          <w:bCs/>
-        </w:rPr>
-      </w:pPr>
-      <w:r>
-        <w:rPr>
-          <w:rFonts w:ascii="Segoe UI Emoji" w:hAnsi="Segoe UI Emoji" w:cs="Segoe UI Emoji"/>
-          <w:b/>
-          <w:bCs/>
-        </w:rPr>
-        <w:t>📄</w:t>
-      </w:r>
-      <w:r>
-        <w:rPr>
-          <w:b/>
-          <w:bCs/>
-        </w:rPr>
-        <w:t xml:space="preserve"> </w:t>
-      </w:r>
-      <w:proofErr w:type="spellStart"/>
-      <w:r>
-        <w:rPr>
-          <w:b/>
-          <w:bCs/>
-        </w:rPr>
-        <w:t>Dokumentasi</w:t>
-      </w:r>
-      <w:proofErr w:type="spellEnd"/>
-      <w:r>
-        <w:rPr>
-          <w:b/>
-          <w:bCs/>
-        </w:rPr>
-        <w:t xml:space="preserve"> Backend </w:t>
-      </w:r>
-      <w:proofErr w:type="spellStart"/>
-      <w:r>
-        <w:rPr>
-          <w:b/>
-          <w:bCs/>
-        </w:rPr>
-        <w:t>FaceTrade</w:t>
-      </w:r>
-      <w:proofErr w:type="spellEnd"/>
-      <w:r>
-        <w:rPr>
-          <w:b/>
-          <w:bCs/>
-        </w:rPr>
-        <w:t xml:space="preserve"> – </w:t>
-      </w:r>
-      <w:proofErr w:type="spellStart"/>
-      <w:r>
-        <w:rPr>
-          <w:b/>
-          <w:bCs/>
-        </w:rPr>
-        <w:t>Tahap</w:t>
-      </w:r>
-      <w:proofErr w:type="spellEnd"/>
-      <w:r>
-        <w:rPr>
-          <w:b/>
-          <w:bCs/>
-        </w:rPr>
-        <w:t xml:space="preserve"> 1</w:t>
-      </w:r>
-    </w:p>
-    <w:p>
-      <w:r>
-        <w:rPr>
-          <w:b/>
-          <w:bCs/>
-        </w:rPr>
-        <w:t>PUJA RONIANSYAH – 23312001</w:t>
-      </w:r>
-    </w:p>
     <w:p>
       <w:r>
         <w:rPr>
@@ -274,11 +65,6 @@
           </wp:anchor>
         </w:drawing>
       </w:r>
-      <w:r>
-        <w:pict w14:anchorId="6243C3DB">
-          <v:rect id="_x0000_i1092" style="width:0;height:1.5pt" o:hralign="center" o:hrstd="t" o:hr="t" fillcolor="#a0a0a0" stroked="f"/>
-        </w:pict>
-      </w:r>
     </w:p>
     <w:p>
       <w:pPr>
@@ -719,7 +505,7 @@
     <w:p>
       <w:r>
         <w:pict w14:anchorId="5CBD943B">
-          <v:rect id="_x0000_i1093" style="width:0;height:1.5pt" o:hralign="center" o:hrstd="t" o:hr="t" fillcolor="#a0a0a0" stroked="f"/>
+          <v:rect id="_x0000_i1027" style="width:0;height:1.5pt" o:hralign="center" o:hrstd="t" o:hr="t" fillcolor="#a0a0a0" stroked="f"/>
         </w:pict>
       </w:r>
     </w:p>
@@ -730,9 +516,8 @@
         <w:rPr>
           <w:noProof/>
         </w:rPr>
-        <w:lastRenderedPageBreak/>
         <w:drawing>
-          <wp:anchor distT="0" distB="0" distL="114300" distR="114300" simplePos="0" relativeHeight="251659264" behindDoc="0" locked="0" layoutInCell="1" allowOverlap="1" wp14:anchorId="0238F096" wp14:editId="02C220DA">
+          <wp:anchor distT="0" distB="0" distL="114300" distR="114300" simplePos="0" relativeHeight="251659264" behindDoc="0" locked="0" layoutInCell="1" allowOverlap="1" wp14:anchorId="0238F096" wp14:editId="3990DA25">
             <wp:simplePos x="0" y="0"/>
             <wp:positionH relativeFrom="margin">
               <wp:posOffset>1752600</wp:posOffset>
@@ -828,6 +613,7 @@
           <w:b/>
           <w:bCs/>
         </w:rPr>
+        <w:lastRenderedPageBreak/>
         <w:t>Fitur Tampilan:</w:t>
       </w:r>
     </w:p>
@@ -1299,7 +1085,7 @@
     <w:p>
       <w:r>
         <w:pict w14:anchorId="6FEC75F2">
-          <v:rect id="_x0000_i1094" style="width:0;height:1.5pt" o:hralign="center" o:hrstd="t" o:hr="t" fillcolor="#a0a0a0" stroked="f"/>
+          <v:rect id="_x0000_i1028" style="width:0;height:1.5pt" o:hralign="center" o:hrstd="t" o:hr="t" fillcolor="#a0a0a0" stroked="f"/>
         </w:pict>
       </w:r>
     </w:p>
@@ -1317,7 +1103,6 @@
         <w:rPr>
           <w:noProof/>
         </w:rPr>
-        <w:lastRenderedPageBreak/>
         <w:drawing>
           <wp:anchor distT="0" distB="0" distL="114300" distR="114300" simplePos="0" relativeHeight="251660288" behindDoc="0" locked="0" layoutInCell="1" allowOverlap="1" wp14:anchorId="2533F933" wp14:editId="62842667">
             <wp:simplePos x="0" y="0"/>
@@ -1403,6 +1188,7 @@
           <w:b/>
           <w:bCs/>
         </w:rPr>
+        <w:lastRenderedPageBreak/>
         <w:t>3. Laman Marketplace (Daftar Barang)</w:t>
       </w:r>
     </w:p>
@@ -1931,7 +1717,7 @@
     <w:p>
       <w:r>
         <w:pict w14:anchorId="5D75AEF0">
-          <v:rect id="_x0000_i1095" style="width:0;height:1.5pt" o:hralign="center" o:hrstd="t" o:hr="t" fillcolor="#a0a0a0" stroked="f"/>
+          <v:rect id="_x0000_i1029" style="width:0;height:1.5pt" o:hralign="center" o:hrstd="t" o:hr="t" fillcolor="#a0a0a0" stroked="f"/>
         </w:pict>
       </w:r>
     </w:p>
@@ -2089,7 +1875,6 @@
       </w:pPr>
       <w:proofErr w:type="spellStart"/>
       <w:r>
-        <w:lastRenderedPageBreak/>
         <w:t>eventBus</w:t>
       </w:r>
       <w:proofErr w:type="spellEnd"/>
@@ -2164,7 +1949,7 @@
     <w:p>
       <w:r>
         <w:pict w14:anchorId="06C507EE">
-          <v:rect id="_x0000_i1096" style="width:0;height:1.5pt" o:hralign="center" o:hrstd="t" o:hr="t" fillcolor="#a0a0a0" stroked="f"/>
+          <v:rect id="_x0000_i1030" style="width:0;height:1.5pt" o:hralign="center" o:hrstd="t" o:hr="t" fillcolor="#a0a0a0" stroked="f"/>
         </w:pict>
       </w:r>
     </w:p>
@@ -2231,6 +2016,7 @@
                 <w:b/>
                 <w:bCs/>
               </w:rPr>
+              <w:lastRenderedPageBreak/>
               <w:t>Package</w:t>
             </w:r>
           </w:p>
@@ -2492,7 +2278,7 @@
     <w:p>
       <w:r>
         <w:pict w14:anchorId="4FCDE7AA">
-          <v:rect id="_x0000_i1097" style="width:0;height:1.5pt" o:hralign="center" o:hrstd="t" o:hr="t" fillcolor="#a0a0a0" stroked="f"/>
+          <v:rect id="_x0000_i1031" style="width:0;height:1.5pt" o:hralign="center" o:hrstd="t" o:hr="t" fillcolor="#a0a0a0" stroked="f"/>
         </w:pict>
       </w:r>
     </w:p>
@@ -2784,27 +2570,7 @@
         <w:sz w:val="28"/>
         <w:szCs w:val="28"/>
       </w:rPr>
-      <w:t xml:space="preserve"> </w:t>
-    </w:r>
-    <w:r>
-      <w:rPr>
-        <w:rFonts w:ascii="Times New Roman" w:hAnsi="Times New Roman" w:cs="Times New Roman"/>
-        <w:b/>
-        <w:bCs/>
-        <w:sz w:val="28"/>
-        <w:szCs w:val="28"/>
-      </w:rPr>
-      <w:t>FACE TRADE</w:t>
-    </w:r>
-    <w:r>
-      <w:rPr>
-        <w:rFonts w:ascii="Times New Roman" w:hAnsi="Times New Roman" w:cs="Times New Roman"/>
-        <w:b/>
-        <w:bCs/>
-        <w:sz w:val="28"/>
-        <w:szCs w:val="28"/>
-      </w:rPr>
-      <w:t xml:space="preserve"> </w:t>
+      <w:t xml:space="preserve"> FACE TRADE </w:t>
     </w:r>
     <w:proofErr w:type="spellStart"/>
     <w:r>
@@ -4990,6 +4756,7 @@
   <w:style w:type="character" w:default="1" w:styleId="DefaultParagraphFont">
     <w:name w:val="Default Paragraph Font"/>
     <w:uiPriority w:val="1"/>
+    <w:semiHidden/>
     <w:unhideWhenUsed/>
   </w:style>
   <w:style w:type="table" w:default="1" w:styleId="TableNormal">
